--- a/PhanTich_ThietKe_HeThongRapChieuPhim.docx
+++ b/PhanTich_ThietKe_HeThongRapChieuPhim.docx
@@ -1475,7 +1475,28 @@
           <w:rFonts w:asciiTheme="minorHAnsi" w:hAnsiTheme="minorHAnsi"/>
           <w:lang w:val="vi-VN"/>
         </w:rPr>
-        <w:t>Đơn đặt vé 1..0 Suất chiếu liên quan</w:t>
+        <w:t>Đơn đặt vé 1..</w:t>
+      </w:r>
+      <w:r>
+        <w:rPr>
+          <w:rFonts w:asciiTheme="minorHAnsi" w:hAnsiTheme="minorHAnsi"/>
+          <w:lang w:val="vi-VN"/>
+        </w:rPr>
+        <w:t>0/</w:t>
+      </w:r>
+      <w:r>
+        <w:rPr>
+          <w:rFonts w:asciiTheme="minorHAnsi" w:hAnsiTheme="minorHAnsi"/>
+          <w:lang w:val="vi-VN"/>
+        </w:rPr>
+        <w:t>*</w:t>
+      </w:r>
+      <w:r>
+        <w:rPr>
+          <w:rFonts w:asciiTheme="minorHAnsi" w:hAnsiTheme="minorHAnsi"/>
+          <w:lang w:val="vi-VN"/>
+        </w:rPr>
+        <w:t xml:space="preserve"> Suất chiếu liên quan</w:t>
       </w:r>
     </w:p>
     <w:sectPr>
